--- a/demo/后端/samples/合并结果示例.docx
+++ b/demo/后端/samples/合并结果示例.docx
@@ -9,7 +9,7 @@
         <w:jc w:val="center"/>
       </w:pPr>
       <w:r>
-        <w:t>OpenHarness 交付文档</w:t>
+        <w:t>设备检测项目交付文档</w:t>
       </w:r>
     </w:p>
     <w:p>
@@ -21,12 +21,12 @@
           <w:color w:val="5B6474"/>
           <w:sz w:val="20"/>
         </w:rPr>
-        <w:t>主文档 + 副文档自动合并示例</w:t>
+        <w:t>主文档与副文档合并示例</w:t>
       </w:r>
     </w:p>
     <w:p>
       <w:r>
-        <w:t>本文档由主文档和多个副文档自动合并生成。目录、标题编号与页码可在 Word 中按 F9 更新。</w:t>
+        <w:t>本文档汇总设备检测项目的检测范围、实施安排和结果说明。目录与页码可在 Word 中更新。</w:t>
       </w:r>
     </w:p>
     <w:p>
@@ -72,7 +72,7 @@
     </w:p>
     <w:p>
       <w:r>
-        <w:t>OpenHarness 是一套面向研发团队的智能体编排平台。本交付文档汇总产品能力与实施计划，用于演示按标记提取副文档内容并合并到主文档的完整流程。</w:t>
+        <w:t>本项目对生产车间内的电气与暖通设备开展例行检测，重点记录运行参数、异常情况和处理建议。项目交付内容包括检测范围、现场计划、原始记录和最终报告。</w:t>
       </w:r>
     </w:p>
     <w:p>
@@ -80,7 +80,7 @@
         <w:pStyle w:val="ListBullet"/>
       </w:pPr>
       <w:r>
-        <w:t>主文档提供封面、目录、总体说明与附录。</w:t>
+        <w:t>主文档包含项目概述、目录和附录。</w:t>
       </w:r>
     </w:p>
     <w:p>
@@ -88,7 +88,7 @@
         <w:pStyle w:val="ListBullet"/>
       </w:pPr>
       <w:r>
-        <w:t>副文档只贡献被 tag-start / tag-end 标记包裹的内容。</w:t>
+        <w:t>副文档提供检测范围与实施安排。</w:t>
       </w:r>
     </w:p>
     <w:p>
@@ -96,7 +96,7 @@
         <w:pStyle w:val="ListBullet"/>
       </w:pPr>
       <w:r>
-        <w:t>合并结果保留原有段落、表格、图片与样式。</w:t>
+        <w:t>合并结果保留原文档中的段落、表格、图片和样式。</w:t>
       </w:r>
     </w:p>
     <w:p>
@@ -112,17 +112,17 @@
         <w:pStyle w:val="MergeH3_Heading2"/>
       </w:pPr>
       <w:r>
-        <w:t>核心能力</w:t>
+        <w:t>检测对象</w:t>
       </w:r>
     </w:p>
     <w:p>
       <w:r>
-        <w:t>平台以任务为中心组织模型、工具与知识库，支持可视化编排、运行追踪和结果沉淀。</w:t>
+        <w:t>检测范围包括配电柜、控制柜、循环风机和空调机组。现场检测以运行状态下的参数记录为主，必要时补充停机检查。</w:t>
       </w:r>
     </w:p>
     <w:p>
       <w:r>
-        <w:t>下图展示产品标识：</w:t>
+        <w:t>下图为本项目标识：</w:t>
       </w:r>
     </w:p>
     <w:p>
@@ -187,7 +187,7 @@
                 <w:color w:val="FFFFFF"/>
                 <w:sz w:val="18"/>
               </w:rPr>
-              <w:t>能力模块</w:t>
+              <w:t>检测对象</w:t>
             </w:r>
           </w:p>
         </w:tc>
@@ -204,7 +204,7 @@
                 <w:color w:val="FFFFFF"/>
                 <w:sz w:val="18"/>
               </w:rPr>
-              <w:t>说明</w:t>
+              <w:t>检测内容</w:t>
             </w:r>
           </w:p>
         </w:tc>
@@ -221,7 +221,7 @@
                 <w:color w:val="FFFFFF"/>
                 <w:sz w:val="18"/>
               </w:rPr>
-              <w:t>交付状态</w:t>
+              <w:t>状态</w:t>
             </w:r>
           </w:p>
         </w:tc>
@@ -238,7 +238,7 @@
                 <w:b w:val="false"/>
                 <w:sz w:val="18"/>
               </w:rPr>
-              <w:t>任务编排</w:t>
+              <w:t>配电柜</w:t>
             </w:r>
           </w:p>
         </w:tc>
@@ -253,7 +253,7 @@
                 <w:b w:val="false"/>
                 <w:sz w:val="18"/>
               </w:rPr>
-              <w:t>拖拽式流程设计，支持条件分支与并行执行</w:t>
+              <w:t>电压、电流、温升与绝缘状态</w:t>
             </w:r>
           </w:p>
         </w:tc>
@@ -268,7 +268,7 @@
                 <w:b w:val="false"/>
                 <w:sz w:val="18"/>
               </w:rPr>
-              <w:t>已交付</w:t>
+              <w:t>待检测</w:t>
             </w:r>
           </w:p>
         </w:tc>
@@ -285,7 +285,7 @@
                 <w:b w:val="false"/>
                 <w:sz w:val="18"/>
               </w:rPr>
-              <w:t>工具市场</w:t>
+              <w:t>控制柜</w:t>
             </w:r>
           </w:p>
         </w:tc>
@@ -300,7 +300,7 @@
                 <w:b w:val="false"/>
                 <w:sz w:val="18"/>
               </w:rPr>
-              <w:t>内置文档、检索、代码执行等工具</w:t>
+              <w:t>控制回路、指示和保护功能</w:t>
             </w:r>
           </w:p>
         </w:tc>
@@ -315,7 +315,7 @@
                 <w:b w:val="false"/>
                 <w:sz w:val="18"/>
               </w:rPr>
-              <w:t>已交付</w:t>
+              <w:t>待检测</w:t>
             </w:r>
           </w:p>
         </w:tc>
@@ -332,7 +332,7 @@
                 <w:b w:val="false"/>
                 <w:sz w:val="18"/>
               </w:rPr>
-              <w:t>运行观测</w:t>
+              <w:t>空调机组</w:t>
             </w:r>
           </w:p>
         </w:tc>
@@ -347,7 +347,7 @@
                 <w:b w:val="false"/>
                 <w:sz w:val="18"/>
               </w:rPr>
-              <w:t>调用链、Token 与耗时统计</w:t>
+              <w:t>送风量、回风温度和运行噪声</w:t>
             </w:r>
           </w:p>
         </w:tc>
@@ -362,7 +362,7 @@
                 <w:b w:val="false"/>
                 <w:sz w:val="18"/>
               </w:rPr>
-              <w:t>灰度中</w:t>
+              <w:t>待检测</w:t>
             </w:r>
           </w:p>
         </w:tc>
@@ -373,7 +373,7 @@
         <w:pStyle w:val="MergeH3_Heading2"/>
       </w:pPr>
       <w:r>
-        <w:t>适用场景</w:t>
+        <w:t>检测要求</w:t>
       </w:r>
     </w:p>
     <w:p>
@@ -381,7 +381,7 @@
         <w:pStyle w:val="ListBullet"/>
       </w:pPr>
       <w:r>
-        <w:t>研发团队的知识检索与文档问答。</w:t>
+        <w:t>记录设备铭牌、额定参数和现场编号。</w:t>
       </w:r>
     </w:p>
     <w:p>
@@ -389,7 +389,7 @@
         <w:pStyle w:val="ListBullet"/>
       </w:pPr>
       <w:r>
-        <w:t>跨系统数据整理与定期报告生成。</w:t>
+        <w:t>测量电压、电流、温度、风量等运行参数。</w:t>
       </w:r>
     </w:p>
     <w:p>
@@ -397,7 +397,7 @@
         <w:pStyle w:val="ListBullet"/>
       </w:pPr>
       <w:r>
-        <w:t>面向业务人员的低代码智能助手搭建。</w:t>
+        <w:t>异常项需附照片、处理建议和复测结果。</w:t>
       </w:r>
     </w:p>
     <w:p>
@@ -418,7 +418,7 @@
         <w:pStyle w:val="MergeH3_Heading2"/>
       </w:pPr>
       <w:r>
-        <w:t>阶段划分</w:t>
+        <w:t>进度安排</w:t>
       </w:r>
     </w:p>
     <w:p>
@@ -426,7 +426,7 @@
         <w:pStyle w:val="ListNumber"/>
       </w:pPr>
       <w:r>
-        <w:t>第 1 周：环境准备、账号与权限梳理。</w:t>
+        <w:t>第 1 周：收集设备清单、图纸和运行记录。</w:t>
       </w:r>
     </w:p>
     <w:p>
@@ -434,7 +434,7 @@
         <w:pStyle w:val="ListNumber"/>
       </w:pPr>
       <w:r>
-        <w:t>第 2-3 周：主数据接入与知识库初始化。</w:t>
+        <w:t>第 2 周：确认停电窗口、检测人员和仪器。</w:t>
       </w:r>
     </w:p>
     <w:p>
@@ -442,7 +442,7 @@
         <w:pStyle w:val="ListNumber"/>
       </w:pPr>
       <w:r>
-        <w:t>第 4 周：试点团队培训与流程试运行。</w:t>
+        <w:t>第 3 周：完成现场检测与原始数据记录。</w:t>
       </w:r>
     </w:p>
     <w:p>
@@ -450,7 +450,7 @@
         <w:pStyle w:val="ListNumber"/>
       </w:pPr>
       <w:r>
-        <w:t>第 5 周：验收、问题收敛与正式上线。</w:t>
+        <w:t>第 4 周：复核异常项并提交正式报告。</w:t>
       </w:r>
     </w:p>
     <w:tbl>
@@ -496,7 +496,7 @@
                 <w:color w:val="FFFFFF"/>
                 <w:sz w:val="18"/>
               </w:rPr>
-              <w:t>关键交付物</w:t>
+              <w:t>主要工作</w:t>
             </w:r>
           </w:p>
         </w:tc>
@@ -545,7 +545,7 @@
                 <w:b w:val="false"/>
                 <w:sz w:val="18"/>
               </w:rPr>
-              <w:t>环境清单、权限矩阵</w:t>
+              <w:t>设备清单、检测方案、仪器校准</w:t>
             </w:r>
           </w:p>
         </w:tc>
@@ -560,7 +560,7 @@
                 <w:b w:val="false"/>
                 <w:sz w:val="18"/>
               </w:rPr>
-              <w:t>平台组</w:t>
+              <w:t>项目组</w:t>
             </w:r>
           </w:p>
         </w:tc>
@@ -577,7 +577,7 @@
                 <w:b w:val="false"/>
                 <w:sz w:val="18"/>
               </w:rPr>
-              <w:t>接入</w:t>
+              <w:t>现场</w:t>
             </w:r>
           </w:p>
         </w:tc>
@@ -592,7 +592,7 @@
                 <w:b w:val="false"/>
                 <w:sz w:val="18"/>
               </w:rPr>
-              <w:t>数据源清单、知识库索引</w:t>
+              <w:t>参数测量、状态记录、异常拍照</w:t>
             </w:r>
           </w:p>
         </w:tc>
@@ -607,7 +607,7 @@
                 <w:b w:val="false"/>
                 <w:sz w:val="18"/>
               </w:rPr>
-              <w:t>数据组</w:t>
+              <w:t>检测组</w:t>
             </w:r>
           </w:p>
         </w:tc>
@@ -624,7 +624,7 @@
                 <w:b w:val="false"/>
                 <w:sz w:val="18"/>
               </w:rPr>
-              <w:t>试点</w:t>
+              <w:t>复核</w:t>
             </w:r>
           </w:p>
         </w:tc>
@@ -639,7 +639,7 @@
                 <w:b w:val="false"/>
                 <w:sz w:val="18"/>
               </w:rPr>
-              <w:t>试运行报告、问题清单</w:t>
+              <w:t>数据校核、异常项确认</w:t>
             </w:r>
           </w:p>
         </w:tc>
@@ -654,7 +654,7 @@
                 <w:b w:val="false"/>
                 <w:sz w:val="18"/>
               </w:rPr>
-              <w:t>业务组</w:t>
+              <w:t>技术组</w:t>
             </w:r>
           </w:p>
         </w:tc>
@@ -671,7 +671,7 @@
                 <w:b w:val="false"/>
                 <w:sz w:val="18"/>
               </w:rPr>
-              <w:t>上线</w:t>
+              <w:t>交付</w:t>
             </w:r>
           </w:p>
         </w:tc>
@@ -686,7 +686,7 @@
                 <w:b w:val="false"/>
                 <w:sz w:val="18"/>
               </w:rPr>
-              <w:t>验收报告、运维手册</w:t>
+              <w:t>检测报告、原始记录归档</w:t>
             </w:r>
           </w:p>
         </w:tc>
@@ -712,7 +712,7 @@
         <w:pStyle w:val="MergeH3_Heading2"/>
       </w:pPr>
       <w:r>
-        <w:t>风险与应对</w:t>
+        <w:t>现场注意事项</w:t>
       </w:r>
     </w:p>
     <w:p>
@@ -720,7 +720,7 @@
         <w:pStyle w:val="ListBullet"/>
       </w:pPr>
       <w:r>
-        <w:t>历史文档格式不统一：先做抽样清洗，再批量导入。</w:t>
+        <w:t>检测前确认设备停运或切换至安全状态。</w:t>
       </w:r>
     </w:p>
     <w:p>
@@ -728,7 +728,7 @@
         <w:pStyle w:val="ListBullet"/>
       </w:pPr>
       <w:r>
-        <w:t>权限边界不清：上线前完成角色矩阵评审。</w:t>
+        <w:t>进入现场须佩戴防护用品并遵守作业许可。</w:t>
       </w:r>
     </w:p>
     <w:p>
@@ -736,7 +736,7 @@
         <w:pStyle w:val="ListBullet"/>
       </w:pPr>
       <w:r>
-        <w:t>试点反馈集中：预留一周缓冲期处理问题。</w:t>
+        <w:t>原始记录不得涂改，异常数据需双人确认。</w:t>
       </w:r>
     </w:p>
     <w:p>
@@ -749,7 +749,7 @@
     </w:p>
     <w:p>
       <w:r>
-        <w:t>在 Word 中打开合并结果后，按 Ctrl+A 再按 F9 即可刷新目录页码。如果希望重新生成，请回到上传页面替换文件后再次合并。</w:t>
+        <w:t>在 Word 中打开合并结果后，按 Ctrl+A 再按 F9 即可刷新目录页码。如需重新生成，请返回上传页面替换文件后再次合并。</w:t>
       </w:r>
     </w:p>
     <w:sectPr>
@@ -1257,7 +1257,7 @@
       <w:rFonts w:ascii="微软雅黑" w:hAnsi="微软雅黑" w:eastAsia="微软雅黑" w:asciiTheme="majorHAnsi" w:hAnsiTheme="majorHAnsi" w:eastAsiaTheme="majorEastAsia" w:cstheme="majorBidi"/>
       <w:b/>
       <w:bCs/>
-      <w:color w:val="1C46AD"/>
+      <w:color w:val="17466F"/>
       <w:sz w:val="28"/>
       <w:szCs w:val="28"/>
     </w:rPr>
@@ -1285,7 +1285,7 @@
       <w:rFonts w:ascii="微软雅黑" w:hAnsi="微软雅黑" w:eastAsia="微软雅黑" w:asciiTheme="majorHAnsi" w:hAnsiTheme="majorHAnsi" w:eastAsiaTheme="majorEastAsia" w:cstheme="majorBidi"/>
       <w:b/>
       <w:bCs/>
-      <w:color w:val="1C46AD"/>
+      <w:color w:val="17466F"/>
       <w:sz w:val="26"/>
       <w:szCs w:val="26"/>
     </w:rPr>
@@ -1313,7 +1313,7 @@
       <w:rFonts w:ascii="微软雅黑" w:hAnsi="微软雅黑" w:eastAsia="微软雅黑" w:asciiTheme="majorHAnsi" w:hAnsiTheme="majorHAnsi" w:eastAsiaTheme="majorEastAsia" w:cstheme="majorBidi"/>
       <w:b/>
       <w:bCs/>
-      <w:color w:val="1C46AD"/>
+      <w:color w:val="17466F"/>
     </w:rPr>
   </w:style>
   <w:style w:type="paragraph" w:styleId="Heading4">
@@ -1576,7 +1576,7 @@
     </w:pPr>
     <w:rPr>
       <w:rFonts w:ascii="微软雅黑" w:hAnsi="微软雅黑" w:eastAsia="微软雅黑" w:asciiTheme="majorHAnsi" w:hAnsiTheme="majorHAnsi" w:eastAsiaTheme="majorEastAsia" w:cstheme="majorBidi"/>
-      <w:color w:val="2457D8"/>
+      <w:color w:val="1F5B99"/>
       <w:spacing w:val="5"/>
       <w:kern w:val="28"/>
       <w:sz w:val="52"/>
